--- a/docs/design/Tetris_CLI_設計書.docx
+++ b/docs/design/Tetris_CLI_設計書.docx
@@ -3168,6 +3168,145 @@
           </w:p>
         </w:tc>
       </w:tr>
+      <w:tr>
+        <w:tc>
+          <w:tcPr>
+            <w:tcW w:type="dxa" w:w="900"/>
+            <w:shd w:fill="F5F6F8" w:val="clear"/>
+            <w:tcMar>
+              <w:top w:type="dxa" w:w="100"/>
+              <w:left w:type="dxa" w:w="120"/>
+              <w:bottom w:type="dxa" w:w="100"/>
+              <w:right w:type="dxa" w:w="120"/>
+            </w:tcMar>
+            <w:vAlign w:val="center"/>
+          </w:tcPr>
+          <w:p>
+            <w:r>
+              <w:rPr>
+                <w:rFonts w:ascii="Yu Gothic" w:cs="Yu Gothic" w:eastAsia="Yu Gothic" w:hAnsi="Yu Gothic"/>
+                <w:sz w:val="19"/>
+                <w:szCs w:val="19"/>
+              </w:rPr>
+              <w:t xml:space="preserve">NFR-12</w:t>
+            </w:r>
+          </w:p>
+        </w:tc>
+        <w:tc>
+          <w:tcPr>
+            <w:tcW w:type="dxa" w:w="2300"/>
+            <w:shd w:fill="F5F6F8" w:val="clear"/>
+            <w:tcMar>
+              <w:top w:type="dxa" w:w="100"/>
+              <w:left w:type="dxa" w:w="120"/>
+              <w:bottom w:type="dxa" w:w="100"/>
+              <w:right w:type="dxa" w:w="120"/>
+            </w:tcMar>
+            <w:vAlign w:val="center"/>
+          </w:tcPr>
+          <w:p>
+            <w:r>
+              <w:rPr>
+                <w:rFonts w:ascii="Yu Gothic" w:cs="Yu Gothic" w:eastAsia="Yu Gothic" w:hAnsi="Yu Gothic"/>
+                <w:sz w:val="19"/>
+                <w:szCs w:val="19"/>
+              </w:rPr>
+              <w:t xml:space="preserve">説明資料の同期更新</w:t>
+            </w:r>
+          </w:p>
+        </w:tc>
+        <w:tc>
+          <w:tcPr>
+            <w:tcW w:type="dxa" w:w="6600"/>
+            <w:shd w:fill="F5F6F8" w:val="clear"/>
+            <w:tcMar>
+              <w:top w:type="dxa" w:w="100"/>
+              <w:left w:type="dxa" w:w="120"/>
+              <w:bottom w:type="dxa" w:w="100"/>
+              <w:right w:type="dxa" w:w="120"/>
+            </w:tcMar>
+            <w:vAlign w:val="center"/>
+          </w:tcPr>
+          <w:p>
+            <w:r>
+              <w:rPr>
+                <w:rFonts w:ascii="Yu Gothic" w:cs="Yu Gothic" w:eastAsia="Yu Gothic" w:hAnsi="Yu Gothic"/>
+                <w:sz w:val="19"/>
+                <w:szCs w:val="19"/>
+              </w:rPr>
+              <w:t xml:space="preserve">SPEC.mdのFR/NFR/AC変更時は、docs/design/配下の説明資料(本書・概要資料・要件一覧)も更新する。</w:t>
+            </w:r>
+          </w:p>
+        </w:tc>
+      </w:tr>
+      <w:tr>
+        <w:tc>
+          <w:tcPr>
+            <w:tcW w:type="dxa" w:w="900"/>
+            <w:tcMar>
+              <w:top w:type="dxa" w:w="100"/>
+              <w:left w:type="dxa" w:w="120"/>
+              <w:bottom w:type="dxa" w:w="100"/>
+              <w:right w:type="dxa" w:w="120"/>
+            </w:tcMar>
+            <w:vAlign w:val="center"/>
+          </w:tcPr>
+          <w:p>
+            <w:r>
+              <w:rPr>
+                <w:rFonts w:ascii="Yu Gothic" w:cs="Yu Gothic" w:eastAsia="Yu Gothic" w:hAnsi="Yu Gothic"/>
+                <w:sz w:val="19"/>
+                <w:szCs w:val="19"/>
+              </w:rPr>
+              <w:t xml:space="preserve">NFR-13</w:t>
+            </w:r>
+          </w:p>
+        </w:tc>
+        <w:tc>
+          <w:tcPr>
+            <w:tcW w:type="dxa" w:w="2300"/>
+            <w:tcMar>
+              <w:top w:type="dxa" w:w="100"/>
+              <w:left w:type="dxa" w:w="120"/>
+              <w:bottom w:type="dxa" w:w="100"/>
+              <w:right w:type="dxa" w:w="120"/>
+            </w:tcMar>
+            <w:vAlign w:val="center"/>
+          </w:tcPr>
+          <w:p>
+            <w:r>
+              <w:rPr>
+                <w:rFonts w:ascii="Yu Gothic" w:cs="Yu Gothic" w:eastAsia="Yu Gothic" w:hAnsi="Yu Gothic"/>
+                <w:sz w:val="19"/>
+                <w:szCs w:val="19"/>
+              </w:rPr>
+              <w:t xml:space="preserve">評価者レビューの運用</w:t>
+            </w:r>
+          </w:p>
+        </w:tc>
+        <w:tc>
+          <w:tcPr>
+            <w:tcW w:type="dxa" w:w="6600"/>
+            <w:tcMar>
+              <w:top w:type="dxa" w:w="100"/>
+              <w:left w:type="dxa" w:w="120"/>
+              <w:bottom w:type="dxa" w:w="100"/>
+              <w:right w:type="dxa" w:w="120"/>
+            </w:tcMar>
+            <w:vAlign w:val="center"/>
+          </w:tcPr>
+          <w:p>
+            <w:r>
+              <w:rPr>
+                <w:rFonts w:ascii="Yu Gothic" w:cs="Yu Gothic" w:eastAsia="Yu Gothic" w:hAnsi="Yu Gothic"/>
+                <w:sz w:val="19"/>
+                <w:szCs w:val="19"/>
+              </w:rPr>
+              <w:t xml:space="preserve">テストを新規作成・変更した場合、pytest合格確認の後に、評価者によるテスト観点レビューを別セッションで実行する。</w:t>
+            </w:r>
+          </w:p>
+        </w:tc>
+      </w:tr>
     </w:tbl>
     <w:p>
       <w:pPr>
@@ -5587,6 +5726,145 @@
                 <w:szCs w:val="19"/>
               </w:rPr>
               <w:t xml:space="preserve">消去前に点滅表示する演出を追加(FR-16, NFR-11, AC-13)。</w:t>
+            </w:r>
+          </w:p>
+        </w:tc>
+      </w:tr>
+      <w:tr>
+        <w:tc>
+          <w:tcPr>
+            <w:tcW w:type="dxa" w:w="1600"/>
+            <w:shd w:fill="F5F6F8" w:val="clear"/>
+            <w:tcMar>
+              <w:top w:type="dxa" w:w="100"/>
+              <w:left w:type="dxa" w:w="120"/>
+              <w:bottom w:type="dxa" w:w="100"/>
+              <w:right w:type="dxa" w:w="120"/>
+            </w:tcMar>
+            <w:vAlign w:val="center"/>
+          </w:tcPr>
+          <w:p>
+            <w:r>
+              <w:rPr>
+                <w:rFonts w:ascii="Yu Gothic" w:cs="Yu Gothic" w:eastAsia="Yu Gothic" w:hAnsi="Yu Gothic"/>
+                <w:sz w:val="19"/>
+                <w:szCs w:val="19"/>
+              </w:rPr>
+              <w:t xml:space="preserve">2026-09-12</w:t>
+            </w:r>
+          </w:p>
+        </w:tc>
+        <w:tc>
+          <w:tcPr>
+            <w:tcW w:type="dxa" w:w="2600"/>
+            <w:shd w:fill="F5F6F8" w:val="clear"/>
+            <w:tcMar>
+              <w:top w:type="dxa" w:w="100"/>
+              <w:left w:type="dxa" w:w="120"/>
+              <w:bottom w:type="dxa" w:w="100"/>
+              <w:right w:type="dxa" w:w="120"/>
+            </w:tcMar>
+            <w:vAlign w:val="center"/>
+          </w:tcPr>
+          <w:p>
+            <w:r>
+              <w:rPr>
+                <w:rFonts w:ascii="Yu Gothic" w:cs="Yu Gothic" w:eastAsia="Yu Gothic" w:hAnsi="Yu Gothic"/>
+                <w:sz w:val="19"/>
+                <w:szCs w:val="19"/>
+              </w:rPr>
+              <w:t xml:space="preserve">説明資料の同期更新ルール</w:t>
+            </w:r>
+          </w:p>
+        </w:tc>
+        <w:tc>
+          <w:tcPr>
+            <w:tcW w:type="dxa" w:w="5000"/>
+            <w:shd w:fill="F5F6F8" w:val="clear"/>
+            <w:tcMar>
+              <w:top w:type="dxa" w:w="100"/>
+              <w:left w:type="dxa" w:w="120"/>
+              <w:bottom w:type="dxa" w:w="100"/>
+              <w:right w:type="dxa" w:w="120"/>
+            </w:tcMar>
+            <w:vAlign w:val="center"/>
+          </w:tcPr>
+          <w:p>
+            <w:r>
+              <w:rPr>
+                <w:rFonts w:ascii="Yu Gothic" w:cs="Yu Gothic" w:eastAsia="Yu Gothic" w:hAnsi="Yu Gothic"/>
+                <w:sz w:val="19"/>
+                <w:szCs w:val="19"/>
+              </w:rPr>
+              <w:t xml:space="preserve">SPEC.md変更時にdocs/design/の説明資料も更新することを明文化(NFR-12)。</w:t>
+            </w:r>
+          </w:p>
+        </w:tc>
+      </w:tr>
+      <w:tr>
+        <w:tc>
+          <w:tcPr>
+            <w:tcW w:type="dxa" w:w="1600"/>
+            <w:tcMar>
+              <w:top w:type="dxa" w:w="100"/>
+              <w:left w:type="dxa" w:w="120"/>
+              <w:bottom w:type="dxa" w:w="100"/>
+              <w:right w:type="dxa" w:w="120"/>
+            </w:tcMar>
+            <w:vAlign w:val="center"/>
+          </w:tcPr>
+          <w:p>
+            <w:r>
+              <w:rPr>
+                <w:rFonts w:ascii="Yu Gothic" w:cs="Yu Gothic" w:eastAsia="Yu Gothic" w:hAnsi="Yu Gothic"/>
+                <w:sz w:val="19"/>
+                <w:szCs w:val="19"/>
+              </w:rPr>
+              <w:t xml:space="preserve">2026-09-12</w:t>
+            </w:r>
+          </w:p>
+        </w:tc>
+        <w:tc>
+          <w:tcPr>
+            <w:tcW w:type="dxa" w:w="2600"/>
+            <w:tcMar>
+              <w:top w:type="dxa" w:w="100"/>
+              <w:left w:type="dxa" w:w="120"/>
+              <w:bottom w:type="dxa" w:w="100"/>
+              <w:right w:type="dxa" w:w="120"/>
+            </w:tcMar>
+            <w:vAlign w:val="center"/>
+          </w:tcPr>
+          <w:p>
+            <w:r>
+              <w:rPr>
+                <w:rFonts w:ascii="Yu Gothic" w:cs="Yu Gothic" w:eastAsia="Yu Gothic" w:hAnsi="Yu Gothic"/>
+                <w:sz w:val="19"/>
+                <w:szCs w:val="19"/>
+              </w:rPr>
+              <w:t xml:space="preserve">評価者レビューの運用ルール</w:t>
+            </w:r>
+          </w:p>
+        </w:tc>
+        <w:tc>
+          <w:tcPr>
+            <w:tcW w:type="dxa" w:w="5000"/>
+            <w:tcMar>
+              <w:top w:type="dxa" w:w="100"/>
+              <w:left w:type="dxa" w:w="120"/>
+              <w:bottom w:type="dxa" w:w="100"/>
+              <w:right w:type="dxa" w:w="120"/>
+            </w:tcMar>
+            <w:vAlign w:val="center"/>
+          </w:tcPr>
+          <w:p>
+            <w:r>
+              <w:rPr>
+                <w:rFonts w:ascii="Yu Gothic" w:cs="Yu Gothic" w:eastAsia="Yu Gothic" w:hAnsi="Yu Gothic"/>
+                <w:sz w:val="19"/>
+                <w:szCs w:val="19"/>
+              </w:rPr>
+              <w:t xml:space="preserve">テスト作成後、pytest合格確認の後に評価者レビューを別セッションで行うことを明文化(NFR-13)。</w:t>
             </w:r>
           </w:p>
         </w:tc>

--- a/docs/design/Tetris_CLI_設計書.docx
+++ b/docs/design/Tetris_CLI_設計書.docx
@@ -181,7 +181,7 @@
           <w:sz w:val="21"/>
           <w:szCs w:val="21"/>
         </w:rPr>
-        <w:t xml:space="preserve">正確な一次情報は常にリポジトリの SPEC.md / CHANGELOG.md / docs/spec-log/ であり、本書はそれらの更新に追従して更新する(13章参照)。</w:t>
+        <w:t xml:space="preserve">正確な一次情報は常にリポジトリの SPEC.md / CHANGELOG.md / docs/spec-log/ であり、本書はそれらの更新に追従して更新する(14章参照)。</w:t>
       </w:r>
     </w:p>
     <w:p>
@@ -209,7 +209,7 @@
           <w:sz w:val="21"/>
           <w:szCs w:val="21"/>
         </w:rPr>
-        <w:t xml:space="preserve">Python標準ライブラリ(curses)のみで動作する、ターミナル(コンソール)上で遊べる1人用テトリスクローンのCLIアプリケーションである。</w:t>
+        <w:t xml:space="preserve">Python標準ライブラリ(curses)のみで動作する、ターミナル(コンソール)上で遊べるテトリスクローンのCLIアプリケーションである。1人用に加え、同一端末・同一プロセス内で2人が対戦できる対戦モード(10章)も提供する。</w:t>
       </w:r>
     </w:p>
     <w:p>
@@ -237,7 +237,7 @@
           <w:sz w:val="21"/>
           <w:szCs w:val="21"/>
         </w:rPr>
-        <w:t xml:space="preserve">・ ターミナルのみで完結する、追加インストールがほぼ不要なゲーム(Windowsのみ windows-curses を追加依存として許可)。</w:t>
+        <w:t xml:space="preserve">・ ターミナルのみで完結する、追加インストールがほぼ不要なゲーム(Windowsのみ windows-curses を追加依存として許可)。1人用プレイに加え、同一端末での2人対戦モードにも対応する。</w:t>
       </w:r>
     </w:p>
     <w:p>
@@ -263,7 +263,7 @@
           <w:sz w:val="21"/>
           <w:szCs w:val="21"/>
         </w:rPr>
-        <w:t xml:space="preserve">・ 要望のたびに「設計判断の壁打ち→ドキュメント化→実装→テスト」という仕様駆動開発のサイクルを回しており、なぜ今の仕様になっているかを追跡できる(11章参照)。</w:t>
+        <w:t xml:space="preserve">・ 要望のたびに「設計判断の壁打ち→ドキュメント化→実装→テスト」という仕様駆動開発のサイクルを回しており、なぜ今の仕様になっているかを追跡できる(12章参照)。</w:t>
       </w:r>
     </w:p>
     <w:p>
@@ -537,7 +537,7 @@
                 <w:sz w:val="19"/>
                 <w:szCs w:val="19"/>
               </w:rPr>
-              <w:t xml:space="preserve">python main.py(Windowsは py -3 main.py 推奨)</w:t>
+              <w:t xml:space="preserve">python main.py(Windowsは py -3 main.py 推奨)。2人対戦モードは python main.py --2p(10章)。</w:t>
             </w:r>
           </w:p>
         </w:tc>
@@ -914,6 +914,53 @@
                 <w:sz w:val="19"/>
                 <w:szCs w:val="19"/>
               </w:rPr>
+              <w:t xml:space="preserve">battle.py</w:t>
+            </w:r>
+          </w:p>
+        </w:tc>
+        <w:tc>
+          <w:tcPr>
+            <w:tcW w:type="dxa" w:w="7200"/>
+            <w:tcMar>
+              <w:top w:type="dxa" w:w="100"/>
+              <w:left w:type="dxa" w:w="120"/>
+              <w:bottom w:type="dxa" w:w="100"/>
+              <w:right w:type="dxa" w:w="120"/>
+            </w:tcMar>
+            <w:vAlign w:val="center"/>
+          </w:tcPr>
+          <w:p>
+            <w:r>
+              <w:rPr>
+                <w:rFonts w:ascii="Yu Gothic" w:cs="Yu Gothic" w:eastAsia="Yu Gothic" w:hAnsi="Yu Gothic"/>
+                <w:sz w:val="19"/>
+                <w:szCs w:val="19"/>
+              </w:rPr>
+              <w:t xml:space="preserve">2人対戦: お邪魔行の攻撃力算出・保留キュー管理・相殺・盤面反映・勝敗判定(curses非依存、10章)。</w:t>
+            </w:r>
+          </w:p>
+        </w:tc>
+      </w:tr>
+      <w:tr>
+        <w:tc>
+          <w:tcPr>
+            <w:tcW w:type="dxa" w:w="2600"/>
+            <w:shd w:fill="F5F6F8" w:val="clear"/>
+            <w:tcMar>
+              <w:top w:type="dxa" w:w="100"/>
+              <w:left w:type="dxa" w:w="120"/>
+              <w:bottom w:type="dxa" w:w="100"/>
+              <w:right w:type="dxa" w:w="120"/>
+            </w:tcMar>
+            <w:vAlign w:val="center"/>
+          </w:tcPr>
+          <w:p>
+            <w:r>
+              <w:rPr>
+                <w:rFonts w:ascii="Yu Gothic" w:cs="Yu Gothic" w:eastAsia="Yu Gothic" w:hAnsi="Yu Gothic"/>
+                <w:sz w:val="19"/>
+                <w:szCs w:val="19"/>
+              </w:rPr>
               <w:t xml:space="preserve">board.py</w:t>
             </w:r>
           </w:p>
@@ -921,6 +968,7 @@
         <w:tc>
           <w:tcPr>
             <w:tcW w:type="dxa" w:w="7200"/>
+            <w:shd w:fill="F5F6F8" w:val="clear"/>
             <w:tcMar>
               <w:top w:type="dxa" w:w="100"/>
               <w:left w:type="dxa" w:w="120"/>
@@ -945,7 +993,6 @@
         <w:tc>
           <w:tcPr>
             <w:tcW w:type="dxa" w:w="2600"/>
-            <w:shd w:fill="F5F6F8" w:val="clear"/>
             <w:tcMar>
               <w:top w:type="dxa" w:w="100"/>
               <w:left w:type="dxa" w:w="120"/>
@@ -968,7 +1015,6 @@
         <w:tc>
           <w:tcPr>
             <w:tcW w:type="dxa" w:w="7200"/>
-            <w:shd w:fill="F5F6F8" w:val="clear"/>
             <w:tcMar>
               <w:top w:type="dxa" w:w="100"/>
               <w:left w:type="dxa" w:w="120"/>
@@ -993,6 +1039,7 @@
         <w:tc>
           <w:tcPr>
             <w:tcW w:type="dxa" w:w="2600"/>
+            <w:shd w:fill="F5F6F8" w:val="clear"/>
             <w:tcMar>
               <w:top w:type="dxa" w:w="100"/>
               <w:left w:type="dxa" w:w="120"/>
@@ -1015,22 +1062,23 @@
         <w:tc>
           <w:tcPr>
             <w:tcW w:type="dxa" w:w="7200"/>
-            <w:tcMar>
-              <w:top w:type="dxa" w:w="100"/>
-              <w:left w:type="dxa" w:w="120"/>
-              <w:bottom w:type="dxa" w:w="100"/>
-              <w:right w:type="dxa" w:w="120"/>
-            </w:tcMar>
-            <w:vAlign w:val="center"/>
-          </w:tcPr>
-          <w:p>
-            <w:r>
-              <w:rPr>
-                <w:rFonts w:ascii="Yu Gothic" w:cs="Yu Gothic" w:eastAsia="Yu Gothic" w:hAnsi="Yu Gothic"/>
-                <w:sz w:val="19"/>
-                <w:szCs w:val="19"/>
-              </w:rPr>
-              <w:t xml:space="preserve">pytestによる単体テスト(56件、ロジック層のみを対象)。</w:t>
+            <w:shd w:fill="F5F6F8" w:val="clear"/>
+            <w:tcMar>
+              <w:top w:type="dxa" w:w="100"/>
+              <w:left w:type="dxa" w:w="120"/>
+              <w:bottom w:type="dxa" w:w="100"/>
+              <w:right w:type="dxa" w:w="120"/>
+            </w:tcMar>
+            <w:vAlign w:val="center"/>
+          </w:tcPr>
+          <w:p>
+            <w:r>
+              <w:rPr>
+                <w:rFonts w:ascii="Yu Gothic" w:cs="Yu Gothic" w:eastAsia="Yu Gothic" w:hAnsi="Yu Gothic"/>
+                <w:sz w:val="19"/>
+                <w:szCs w:val="19"/>
+              </w:rPr>
+              <w:t xml:space="preserve">pytestによる単体テスト(67件、ロジック層のみを対象)。</w:t>
             </w:r>
           </w:p>
         </w:tc>
@@ -2276,6 +2324,423 @@
           </w:p>
         </w:tc>
       </w:tr>
+      <w:tr>
+        <w:tc>
+          <w:tcPr>
+            <w:tcW w:type="dxa" w:w="900"/>
+            <w:tcMar>
+              <w:top w:type="dxa" w:w="100"/>
+              <w:left w:type="dxa" w:w="120"/>
+              <w:bottom w:type="dxa" w:w="100"/>
+              <w:right w:type="dxa" w:w="120"/>
+            </w:tcMar>
+            <w:vAlign w:val="center"/>
+          </w:tcPr>
+          <w:p>
+            <w:r>
+              <w:rPr>
+                <w:rFonts w:ascii="Yu Gothic" w:cs="Yu Gothic" w:eastAsia="Yu Gothic" w:hAnsi="Yu Gothic"/>
+                <w:sz w:val="19"/>
+                <w:szCs w:val="19"/>
+              </w:rPr>
+              <w:t xml:space="preserve">FR-17</w:t>
+            </w:r>
+          </w:p>
+        </w:tc>
+        <w:tc>
+          <w:tcPr>
+            <w:tcW w:type="dxa" w:w="2300"/>
+            <w:tcMar>
+              <w:top w:type="dxa" w:w="100"/>
+              <w:left w:type="dxa" w:w="120"/>
+              <w:bottom w:type="dxa" w:w="100"/>
+              <w:right w:type="dxa" w:w="120"/>
+            </w:tcMar>
+            <w:vAlign w:val="center"/>
+          </w:tcPr>
+          <w:p>
+            <w:r>
+              <w:rPr>
+                <w:rFonts w:ascii="Yu Gothic" w:cs="Yu Gothic" w:eastAsia="Yu Gothic" w:hAnsi="Yu Gothic"/>
+                <w:sz w:val="19"/>
+                <w:szCs w:val="19"/>
+              </w:rPr>
+              <w:t xml:space="preserve">2人対戦モードの起動</w:t>
+            </w:r>
+          </w:p>
+        </w:tc>
+        <w:tc>
+          <w:tcPr>
+            <w:tcW w:type="dxa" w:w="6600"/>
+            <w:tcMar>
+              <w:top w:type="dxa" w:w="100"/>
+              <w:left w:type="dxa" w:w="120"/>
+              <w:bottom w:type="dxa" w:w="100"/>
+              <w:right w:type="dxa" w:w="120"/>
+            </w:tcMar>
+            <w:vAlign w:val="center"/>
+          </w:tcPr>
+          <w:p>
+            <w:r>
+              <w:rPr>
+                <w:rFonts w:ascii="Yu Gothic" w:cs="Yu Gothic" w:eastAsia="Yu Gothic" w:hAnsi="Yu Gothic"/>
+                <w:sz w:val="19"/>
+                <w:szCs w:val="19"/>
+              </w:rPr>
+              <w:t xml:space="preserve">コマンドライン引数 --2p で2人対戦モード起動。画面分割・共有キーボードで2人が操作する。</w:t>
+            </w:r>
+          </w:p>
+        </w:tc>
+      </w:tr>
+      <w:tr>
+        <w:tc>
+          <w:tcPr>
+            <w:tcW w:type="dxa" w:w="900"/>
+            <w:shd w:fill="F5F6F8" w:val="clear"/>
+            <w:tcMar>
+              <w:top w:type="dxa" w:w="100"/>
+              <w:left w:type="dxa" w:w="120"/>
+              <w:bottom w:type="dxa" w:w="100"/>
+              <w:right w:type="dxa" w:w="120"/>
+            </w:tcMar>
+            <w:vAlign w:val="center"/>
+          </w:tcPr>
+          <w:p>
+            <w:r>
+              <w:rPr>
+                <w:rFonts w:ascii="Yu Gothic" w:cs="Yu Gothic" w:eastAsia="Yu Gothic" w:hAnsi="Yu Gothic"/>
+                <w:sz w:val="19"/>
+                <w:szCs w:val="19"/>
+              </w:rPr>
+              <w:t xml:space="preserve">FR-18</w:t>
+            </w:r>
+          </w:p>
+        </w:tc>
+        <w:tc>
+          <w:tcPr>
+            <w:tcW w:type="dxa" w:w="2300"/>
+            <w:shd w:fill="F5F6F8" w:val="clear"/>
+            <w:tcMar>
+              <w:top w:type="dxa" w:w="100"/>
+              <w:left w:type="dxa" w:w="120"/>
+              <w:bottom w:type="dxa" w:w="100"/>
+              <w:right w:type="dxa" w:w="120"/>
+            </w:tcMar>
+            <w:vAlign w:val="center"/>
+          </w:tcPr>
+          <w:p>
+            <w:r>
+              <w:rPr>
+                <w:rFonts w:ascii="Yu Gothic" w:cs="Yu Gothic" w:eastAsia="Yu Gothic" w:hAnsi="Yu Gothic"/>
+                <w:sz w:val="19"/>
+                <w:szCs w:val="19"/>
+              </w:rPr>
+              <w:t xml:space="preserve">対戦時の独立した状態</w:t>
+            </w:r>
+          </w:p>
+        </w:tc>
+        <w:tc>
+          <w:tcPr>
+            <w:tcW w:type="dxa" w:w="6600"/>
+            <w:shd w:fill="F5F6F8" w:val="clear"/>
+            <w:tcMar>
+              <w:top w:type="dxa" w:w="100"/>
+              <w:left w:type="dxa" w:w="120"/>
+              <w:bottom w:type="dxa" w:w="100"/>
+              <w:right w:type="dxa" w:w="120"/>
+            </w:tcMar>
+            <w:vAlign w:val="center"/>
+          </w:tcPr>
+          <w:p>
+            <w:r>
+              <w:rPr>
+                <w:rFonts w:ascii="Yu Gothic" w:cs="Yu Gothic" w:eastAsia="Yu Gothic" w:hAnsi="Yu Gothic"/>
+                <w:sz w:val="19"/>
+                <w:szCs w:val="19"/>
+              </w:rPr>
+              <w:t xml:space="preserve">2人対戦モードでは各プレイヤーが独立した盤面・ミノ出現・スコア・レベル・ライン消去数を持つ。</w:t>
+            </w:r>
+          </w:p>
+        </w:tc>
+      </w:tr>
+      <w:tr>
+        <w:tc>
+          <w:tcPr>
+            <w:tcW w:type="dxa" w:w="900"/>
+            <w:tcMar>
+              <w:top w:type="dxa" w:w="100"/>
+              <w:left w:type="dxa" w:w="120"/>
+              <w:bottom w:type="dxa" w:w="100"/>
+              <w:right w:type="dxa" w:w="120"/>
+            </w:tcMar>
+            <w:vAlign w:val="center"/>
+          </w:tcPr>
+          <w:p>
+            <w:r>
+              <w:rPr>
+                <w:rFonts w:ascii="Yu Gothic" w:cs="Yu Gothic" w:eastAsia="Yu Gothic" w:hAnsi="Yu Gothic"/>
+                <w:sz w:val="19"/>
+                <w:szCs w:val="19"/>
+              </w:rPr>
+              <w:t xml:space="preserve">FR-19</w:t>
+            </w:r>
+          </w:p>
+        </w:tc>
+        <w:tc>
+          <w:tcPr>
+            <w:tcW w:type="dxa" w:w="2300"/>
+            <w:tcMar>
+              <w:top w:type="dxa" w:w="100"/>
+              <w:left w:type="dxa" w:w="120"/>
+              <w:bottom w:type="dxa" w:w="100"/>
+              <w:right w:type="dxa" w:w="120"/>
+            </w:tcMar>
+            <w:vAlign w:val="center"/>
+          </w:tcPr>
+          <w:p>
+            <w:r>
+              <w:rPr>
+                <w:rFonts w:ascii="Yu Gothic" w:cs="Yu Gothic" w:eastAsia="Yu Gothic" w:hAnsi="Yu Gothic"/>
+                <w:sz w:val="19"/>
+                <w:szCs w:val="19"/>
+              </w:rPr>
+              <w:t xml:space="preserve">お邪魔行の攻撃力算出</w:t>
+            </w:r>
+          </w:p>
+        </w:tc>
+        <w:tc>
+          <w:tcPr>
+            <w:tcW w:type="dxa" w:w="6600"/>
+            <w:tcMar>
+              <w:top w:type="dxa" w:w="100"/>
+              <w:left w:type="dxa" w:w="120"/>
+              <w:bottom w:type="dxa" w:w="100"/>
+              <w:right w:type="dxa" w:w="120"/>
+            </w:tcMar>
+            <w:vAlign w:val="center"/>
+          </w:tcPr>
+          <w:p>
+            <w:r>
+              <w:rPr>
+                <w:rFonts w:ascii="Yu Gothic" w:cs="Yu Gothic" w:eastAsia="Yu Gothic" w:hAnsi="Yu Gothic"/>
+                <w:sz w:val="19"/>
+                <w:szCs w:val="19"/>
+              </w:rPr>
+              <w:t xml:space="preserve">複数行同時消去に応じ非線形の攻撃力を算出(1/2/3/4行消去→攻撃力0/1/2/4)。</w:t>
+            </w:r>
+          </w:p>
+        </w:tc>
+      </w:tr>
+      <w:tr>
+        <w:tc>
+          <w:tcPr>
+            <w:tcW w:type="dxa" w:w="900"/>
+            <w:shd w:fill="F5F6F8" w:val="clear"/>
+            <w:tcMar>
+              <w:top w:type="dxa" w:w="100"/>
+              <w:left w:type="dxa" w:w="120"/>
+              <w:bottom w:type="dxa" w:w="100"/>
+              <w:right w:type="dxa" w:w="120"/>
+            </w:tcMar>
+            <w:vAlign w:val="center"/>
+          </w:tcPr>
+          <w:p>
+            <w:r>
+              <w:rPr>
+                <w:rFonts w:ascii="Yu Gothic" w:cs="Yu Gothic" w:eastAsia="Yu Gothic" w:hAnsi="Yu Gothic"/>
+                <w:sz w:val="19"/>
+                <w:szCs w:val="19"/>
+              </w:rPr>
+              <w:t xml:space="preserve">FR-20</w:t>
+            </w:r>
+          </w:p>
+        </w:tc>
+        <w:tc>
+          <w:tcPr>
+            <w:tcW w:type="dxa" w:w="2300"/>
+            <w:shd w:fill="F5F6F8" w:val="clear"/>
+            <w:tcMar>
+              <w:top w:type="dxa" w:w="100"/>
+              <w:left w:type="dxa" w:w="120"/>
+              <w:bottom w:type="dxa" w:w="100"/>
+              <w:right w:type="dxa" w:w="120"/>
+            </w:tcMar>
+            <w:vAlign w:val="center"/>
+          </w:tcPr>
+          <w:p>
+            <w:r>
+              <w:rPr>
+                <w:rFonts w:ascii="Yu Gothic" w:cs="Yu Gothic" w:eastAsia="Yu Gothic" w:hAnsi="Yu Gothic"/>
+                <w:sz w:val="19"/>
+                <w:szCs w:val="19"/>
+              </w:rPr>
+              <w:t xml:space="preserve">お邪魔行の相殺・反映</w:t>
+            </w:r>
+          </w:p>
+        </w:tc>
+        <w:tc>
+          <w:tcPr>
+            <w:tcW w:type="dxa" w:w="6600"/>
+            <w:shd w:fill="F5F6F8" w:val="clear"/>
+            <w:tcMar>
+              <w:top w:type="dxa" w:w="100"/>
+              <w:left w:type="dxa" w:w="120"/>
+              <w:bottom w:type="dxa" w:w="100"/>
+              <w:right w:type="dxa" w:w="120"/>
+            </w:tcMar>
+            <w:vAlign w:val="center"/>
+          </w:tcPr>
+          <w:p>
+            <w:r>
+              <w:rPr>
+                <w:rFonts w:ascii="Yu Gothic" w:cs="Yu Gothic" w:eastAsia="Yu Gothic" w:hAnsi="Yu Gothic"/>
+                <w:sz w:val="19"/>
+                <w:szCs w:val="19"/>
+              </w:rPr>
+              <w:t xml:space="preserve">攻撃は相手の保留に加算。相手の次ロック時に自分の消去で相殺し、残りを盤面へ反映する。</w:t>
+            </w:r>
+          </w:p>
+        </w:tc>
+      </w:tr>
+      <w:tr>
+        <w:tc>
+          <w:tcPr>
+            <w:tcW w:type="dxa" w:w="900"/>
+            <w:tcMar>
+              <w:top w:type="dxa" w:w="100"/>
+              <w:left w:type="dxa" w:w="120"/>
+              <w:bottom w:type="dxa" w:w="100"/>
+              <w:right w:type="dxa" w:w="120"/>
+            </w:tcMar>
+            <w:vAlign w:val="center"/>
+          </w:tcPr>
+          <w:p>
+            <w:r>
+              <w:rPr>
+                <w:rFonts w:ascii="Yu Gothic" w:cs="Yu Gothic" w:eastAsia="Yu Gothic" w:hAnsi="Yu Gothic"/>
+                <w:sz w:val="19"/>
+                <w:szCs w:val="19"/>
+              </w:rPr>
+              <w:t xml:space="preserve">FR-21</w:t>
+            </w:r>
+          </w:p>
+        </w:tc>
+        <w:tc>
+          <w:tcPr>
+            <w:tcW w:type="dxa" w:w="2300"/>
+            <w:tcMar>
+              <w:top w:type="dxa" w:w="100"/>
+              <w:left w:type="dxa" w:w="120"/>
+              <w:bottom w:type="dxa" w:w="100"/>
+              <w:right w:type="dxa" w:w="120"/>
+            </w:tcMar>
+            <w:vAlign w:val="center"/>
+          </w:tcPr>
+          <w:p>
+            <w:r>
+              <w:rPr>
+                <w:rFonts w:ascii="Yu Gothic" w:cs="Yu Gothic" w:eastAsia="Yu Gothic" w:hAnsi="Yu Gothic"/>
+                <w:sz w:val="19"/>
+                <w:szCs w:val="19"/>
+              </w:rPr>
+              <w:t xml:space="preserve">お邪魔行の形状</w:t>
+            </w:r>
+          </w:p>
+        </w:tc>
+        <w:tc>
+          <w:tcPr>
+            <w:tcW w:type="dxa" w:w="6600"/>
+            <w:tcMar>
+              <w:top w:type="dxa" w:w="100"/>
+              <w:left w:type="dxa" w:w="120"/>
+              <w:bottom w:type="dxa" w:w="100"/>
+              <w:right w:type="dxa" w:w="120"/>
+            </w:tcMar>
+            <w:vAlign w:val="center"/>
+          </w:tcPr>
+          <w:p>
+            <w:r>
+              <w:rPr>
+                <w:rFonts w:ascii="Yu Gothic" w:cs="Yu Gothic" w:eastAsia="Yu Gothic" w:hAnsi="Yu Gothic"/>
+                <w:sz w:val="19"/>
+                <w:szCs w:val="19"/>
+              </w:rPr>
+              <w:t xml:space="preserve">1行につきランダムな1列を空け、それ以外を固定ブロックで埋めた行とする。</w:t>
+            </w:r>
+          </w:p>
+        </w:tc>
+      </w:tr>
+      <w:tr>
+        <w:tc>
+          <w:tcPr>
+            <w:tcW w:type="dxa" w:w="900"/>
+            <w:shd w:fill="F5F6F8" w:val="clear"/>
+            <w:tcMar>
+              <w:top w:type="dxa" w:w="100"/>
+              <w:left w:type="dxa" w:w="120"/>
+              <w:bottom w:type="dxa" w:w="100"/>
+              <w:right w:type="dxa" w:w="120"/>
+            </w:tcMar>
+            <w:vAlign w:val="center"/>
+          </w:tcPr>
+          <w:p>
+            <w:r>
+              <w:rPr>
+                <w:rFonts w:ascii="Yu Gothic" w:cs="Yu Gothic" w:eastAsia="Yu Gothic" w:hAnsi="Yu Gothic"/>
+                <w:sz w:val="19"/>
+                <w:szCs w:val="19"/>
+              </w:rPr>
+              <w:t xml:space="preserve">FR-22</w:t>
+            </w:r>
+          </w:p>
+        </w:tc>
+        <w:tc>
+          <w:tcPr>
+            <w:tcW w:type="dxa" w:w="2300"/>
+            <w:shd w:fill="F5F6F8" w:val="clear"/>
+            <w:tcMar>
+              <w:top w:type="dxa" w:w="100"/>
+              <w:left w:type="dxa" w:w="120"/>
+              <w:bottom w:type="dxa" w:w="100"/>
+              <w:right w:type="dxa" w:w="120"/>
+            </w:tcMar>
+            <w:vAlign w:val="center"/>
+          </w:tcPr>
+          <w:p>
+            <w:r>
+              <w:rPr>
+                <w:rFonts w:ascii="Yu Gothic" w:cs="Yu Gothic" w:eastAsia="Yu Gothic" w:hAnsi="Yu Gothic"/>
+                <w:sz w:val="19"/>
+                <w:szCs w:val="19"/>
+              </w:rPr>
+              <w:t xml:space="preserve">対戦の勝敗判定</w:t>
+            </w:r>
+          </w:p>
+        </w:tc>
+        <w:tc>
+          <w:tcPr>
+            <w:tcW w:type="dxa" w:w="6600"/>
+            <w:shd w:fill="F5F6F8" w:val="clear"/>
+            <w:tcMar>
+              <w:top w:type="dxa" w:w="100"/>
+              <w:left w:type="dxa" w:w="120"/>
+              <w:bottom w:type="dxa" w:w="100"/>
+              <w:right w:type="dxa" w:w="120"/>
+            </w:tcMar>
+            <w:vAlign w:val="center"/>
+          </w:tcPr>
+          <w:p>
+            <w:r>
+              <w:rPr>
+                <w:rFonts w:ascii="Yu Gothic" w:cs="Yu Gothic" w:eastAsia="Yu Gothic" w:hAnsi="Yu Gothic"/>
+                <w:sz w:val="19"/>
+                <w:szCs w:val="19"/>
+              </w:rPr>
+              <w:t xml:space="preserve">いずれかがゲームオーバーになった時点で対戦終了、他方の勝利(同時なら引き分け)。</w:t>
+            </w:r>
+          </w:p>
+        </w:tc>
+      </w:tr>
     </w:tbl>
     <w:p>
       <w:pPr>
@@ -3307,6 +3772,216 @@
           </w:p>
         </w:tc>
       </w:tr>
+      <w:tr>
+        <w:tc>
+          <w:tcPr>
+            <w:tcW w:type="dxa" w:w="900"/>
+            <w:shd w:fill="F5F6F8" w:val="clear"/>
+            <w:tcMar>
+              <w:top w:type="dxa" w:w="100"/>
+              <w:left w:type="dxa" w:w="120"/>
+              <w:bottom w:type="dxa" w:w="100"/>
+              <w:right w:type="dxa" w:w="120"/>
+            </w:tcMar>
+            <w:vAlign w:val="center"/>
+          </w:tcPr>
+          <w:p>
+            <w:r>
+              <w:rPr>
+                <w:rFonts w:ascii="Yu Gothic" w:cs="Yu Gothic" w:eastAsia="Yu Gothic" w:hAnsi="Yu Gothic"/>
+                <w:sz w:val="19"/>
+                <w:szCs w:val="19"/>
+              </w:rPr>
+              <w:t xml:space="preserve">NFR-14</w:t>
+            </w:r>
+          </w:p>
+        </w:tc>
+        <w:tc>
+          <w:tcPr>
+            <w:tcW w:type="dxa" w:w="2300"/>
+            <w:shd w:fill="F5F6F8" w:val="clear"/>
+            <w:tcMar>
+              <w:top w:type="dxa" w:w="100"/>
+              <w:left w:type="dxa" w:w="120"/>
+              <w:bottom w:type="dxa" w:w="100"/>
+              <w:right w:type="dxa" w:w="120"/>
+            </w:tcMar>
+            <w:vAlign w:val="center"/>
+          </w:tcPr>
+          <w:p>
+            <w:r>
+              <w:rPr>
+                <w:rFonts w:ascii="Yu Gothic" w:cs="Yu Gothic" w:eastAsia="Yu Gothic" w:hAnsi="Yu Gothic"/>
+                <w:sz w:val="19"/>
+                <w:szCs w:val="19"/>
+              </w:rPr>
+              <w:t xml:space="preserve">対戦ロジックのテスト容易性</w:t>
+            </w:r>
+          </w:p>
+        </w:tc>
+        <w:tc>
+          <w:tcPr>
+            <w:tcW w:type="dxa" w:w="6600"/>
+            <w:shd w:fill="F5F6F8" w:val="clear"/>
+            <w:tcMar>
+              <w:top w:type="dxa" w:w="100"/>
+              <w:left w:type="dxa" w:w="120"/>
+              <w:bottom w:type="dxa" w:w="100"/>
+              <w:right w:type="dxa" w:w="120"/>
+            </w:tcMar>
+            <w:vAlign w:val="center"/>
+          </w:tcPr>
+          <w:p>
+            <w:r>
+              <w:rPr>
+                <w:rFonts w:ascii="Yu Gothic" w:cs="Yu Gothic" w:eastAsia="Yu Gothic" w:hAnsi="Yu Gothic"/>
+                <w:sz w:val="19"/>
+                <w:szCs w:val="19"/>
+              </w:rPr>
+              <w:t xml:space="preserve">2人対戦のロジック(battle.py)はcursesに非依存とし、pytestで単体テスト可能にする(NFR-3を踏襲)。</w:t>
+            </w:r>
+          </w:p>
+        </w:tc>
+      </w:tr>
+      <w:tr>
+        <w:tc>
+          <w:tcPr>
+            <w:tcW w:type="dxa" w:w="900"/>
+            <w:tcMar>
+              <w:top w:type="dxa" w:w="100"/>
+              <w:left w:type="dxa" w:w="120"/>
+              <w:bottom w:type="dxa" w:w="100"/>
+              <w:right w:type="dxa" w:w="120"/>
+            </w:tcMar>
+            <w:vAlign w:val="center"/>
+          </w:tcPr>
+          <w:p>
+            <w:r>
+              <w:rPr>
+                <w:rFonts w:ascii="Yu Gothic" w:cs="Yu Gothic" w:eastAsia="Yu Gothic" w:hAnsi="Yu Gothic"/>
+                <w:sz w:val="19"/>
+                <w:szCs w:val="19"/>
+              </w:rPr>
+              <w:t xml:space="preserve">NFR-15</w:t>
+            </w:r>
+          </w:p>
+        </w:tc>
+        <w:tc>
+          <w:tcPr>
+            <w:tcW w:type="dxa" w:w="2300"/>
+            <w:tcMar>
+              <w:top w:type="dxa" w:w="100"/>
+              <w:left w:type="dxa" w:w="120"/>
+              <w:bottom w:type="dxa" w:w="100"/>
+              <w:right w:type="dxa" w:w="120"/>
+            </w:tcMar>
+            <w:vAlign w:val="center"/>
+          </w:tcPr>
+          <w:p>
+            <w:r>
+              <w:rPr>
+                <w:rFonts w:ascii="Yu Gothic" w:cs="Yu Gothic" w:eastAsia="Yu Gothic" w:hAnsi="Yu Gothic"/>
+                <w:sz w:val="19"/>
+                <w:szCs w:val="19"/>
+              </w:rPr>
+              <w:t xml:space="preserve">対戦UIのロジック非汚染</w:t>
+            </w:r>
+          </w:p>
+        </w:tc>
+        <w:tc>
+          <w:tcPr>
+            <w:tcW w:type="dxa" w:w="6600"/>
+            <w:tcMar>
+              <w:top w:type="dxa" w:w="100"/>
+              <w:left w:type="dxa" w:w="120"/>
+              <w:bottom w:type="dxa" w:w="100"/>
+              <w:right w:type="dxa" w:w="120"/>
+            </w:tcMar>
+            <w:vAlign w:val="center"/>
+          </w:tcPr>
+          <w:p>
+            <w:r>
+              <w:rPr>
+                <w:rFonts w:ascii="Yu Gothic" w:cs="Yu Gothic" w:eastAsia="Yu Gothic" w:hAnsi="Yu Gothic"/>
+                <w:sz w:val="19"/>
+                <w:szCs w:val="19"/>
+              </w:rPr>
+              <w:t xml:space="preserve">2人対戦の画面分割描画・第2プレイヤー入力の振り分けはui_curses.pyに閉じ込め、ロジック層に影響しない。</w:t>
+            </w:r>
+          </w:p>
+        </w:tc>
+      </w:tr>
+      <w:tr>
+        <w:tc>
+          <w:tcPr>
+            <w:tcW w:type="dxa" w:w="900"/>
+            <w:shd w:fill="F5F6F8" w:val="clear"/>
+            <w:tcMar>
+              <w:top w:type="dxa" w:w="100"/>
+              <w:left w:type="dxa" w:w="120"/>
+              <w:bottom w:type="dxa" w:w="100"/>
+              <w:right w:type="dxa" w:w="120"/>
+            </w:tcMar>
+            <w:vAlign w:val="center"/>
+          </w:tcPr>
+          <w:p>
+            <w:r>
+              <w:rPr>
+                <w:rFonts w:ascii="Yu Gothic" w:cs="Yu Gothic" w:eastAsia="Yu Gothic" w:hAnsi="Yu Gothic"/>
+                <w:sz w:val="19"/>
+                <w:szCs w:val="19"/>
+              </w:rPr>
+              <w:t xml:space="preserve">NFR-16</w:t>
+            </w:r>
+          </w:p>
+        </w:tc>
+        <w:tc>
+          <w:tcPr>
+            <w:tcW w:type="dxa" w:w="2300"/>
+            <w:shd w:fill="F5F6F8" w:val="clear"/>
+            <w:tcMar>
+              <w:top w:type="dxa" w:w="100"/>
+              <w:left w:type="dxa" w:w="120"/>
+              <w:bottom w:type="dxa" w:w="100"/>
+              <w:right w:type="dxa" w:w="120"/>
+            </w:tcMar>
+            <w:vAlign w:val="center"/>
+          </w:tcPr>
+          <w:p>
+            <w:r>
+              <w:rPr>
+                <w:rFonts w:ascii="Yu Gothic" w:cs="Yu Gothic" w:eastAsia="Yu Gothic" w:hAnsi="Yu Gothic"/>
+                <w:sz w:val="19"/>
+                <w:szCs w:val="19"/>
+              </w:rPr>
+              <w:t xml:space="preserve">第2プレイヤーのキー非重複</w:t>
+            </w:r>
+          </w:p>
+        </w:tc>
+        <w:tc>
+          <w:tcPr>
+            <w:tcW w:type="dxa" w:w="6600"/>
+            <w:shd w:fill="F5F6F8" w:val="clear"/>
+            <w:tcMar>
+              <w:top w:type="dxa" w:w="100"/>
+              <w:left w:type="dxa" w:w="120"/>
+              <w:bottom w:type="dxa" w:w="100"/>
+              <w:right w:type="dxa" w:w="120"/>
+            </w:tcMar>
+            <w:vAlign w:val="center"/>
+          </w:tcPr>
+          <w:p>
+            <w:r>
+              <w:rPr>
+                <w:rFonts w:ascii="Yu Gothic" w:cs="Yu Gothic" w:eastAsia="Yu Gothic" w:hAnsi="Yu Gothic"/>
+                <w:sz w:val="19"/>
+                <w:szCs w:val="19"/>
+              </w:rPr>
+              <w:t xml:space="preserve">第2プレイヤーのキー割り当ては、第1プレイヤー・共通操作(一時停止・終了)と重複しない。</w:t>
+            </w:r>
+          </w:p>
+        </w:tc>
+      </w:tr>
     </w:tbl>
     <w:p>
       <w:pPr>
@@ -3536,6 +4211,54 @@
           </w:p>
         </w:tc>
       </w:tr>
+      <w:tr>
+        <w:tc>
+          <w:tcPr>
+            <w:tcW w:type="dxa" w:w="2000"/>
+            <w:shd w:fill="F5F6F8" w:val="clear"/>
+            <w:tcMar>
+              <w:top w:type="dxa" w:w="100"/>
+              <w:left w:type="dxa" w:w="120"/>
+              <w:bottom w:type="dxa" w:w="100"/>
+              <w:right w:type="dxa" w:w="120"/>
+            </w:tcMar>
+            <w:vAlign w:val="center"/>
+          </w:tcPr>
+          <w:p>
+            <w:r>
+              <w:rPr>
+                <w:rFonts w:ascii="Yu Gothic" w:cs="Yu Gothic" w:eastAsia="Yu Gothic" w:hAnsi="Yu Gothic"/>
+                <w:sz w:val="19"/>
+                <w:szCs w:val="19"/>
+              </w:rPr>
+              <w:t xml:space="preserve">BattleState</w:t>
+            </w:r>
+          </w:p>
+        </w:tc>
+        <w:tc>
+          <w:tcPr>
+            <w:tcW w:type="dxa" w:w="7800"/>
+            <w:shd w:fill="F5F6F8" w:val="clear"/>
+            <w:tcMar>
+              <w:top w:type="dxa" w:w="100"/>
+              <w:left w:type="dxa" w:w="120"/>
+              <w:bottom w:type="dxa" w:w="100"/>
+              <w:right w:type="dxa" w:w="120"/>
+            </w:tcMar>
+            <w:vAlign w:val="center"/>
+          </w:tcPr>
+          <w:p>
+            <w:r>
+              <w:rPr>
+                <w:rFonts w:ascii="Yu Gothic" w:cs="Yu Gothic" w:eastAsia="Yu Gothic" w:hAnsi="Yu Gothic"/>
+                <w:sz w:val="19"/>
+                <w:szCs w:val="19"/>
+              </w:rPr>
+              <w:t xml:space="preserve">2人対戦モード(10章)で、プレイヤー1・2それぞれのGameインスタンスと、各プレイヤーのpending_garbage(保留お邪魔行数)を保持する。</w:t>
+            </w:r>
+          </w:p>
+        </w:tc>
+      </w:tr>
     </w:tbl>
     <w:p>
       <w:pPr>
@@ -3550,6 +4273,21 @@
           <w:color w:val="1F2A37"/>
         </w:rPr>
         <w:t xml:space="preserve">7. 操作方法(キーバインド)</w:t>
+      </w:r>
+    </w:p>
+    <w:p>
+      <w:pPr>
+        <w:pStyle w:val="Heading2"/>
+        <w:spacing w:after="160" w:before="320"/>
+      </w:pPr>
+      <w:r>
+        <w:rPr>
+          <w:rFonts w:ascii="Yu Gothic" w:cs="Yu Gothic" w:eastAsia="Yu Gothic" w:hAnsi="Yu Gothic"/>
+          <w:b/>
+          <w:bCs/>
+          <w:color w:val="1F2A37"/>
+        </w:rPr>
+        <w:t xml:space="preserve">7.1 通常操作(1人用モード、および2人対戦モードの第1プレイヤー)</w:t>
       </w:r>
     </w:p>
     <w:tbl>
@@ -3902,7 +4640,7 @@
                 <w:sz w:val="19"/>
                 <w:szCs w:val="19"/>
               </w:rPr>
-              <w:t xml:space="preserve">一時停止 / 再開</w:t>
+              <w:t xml:space="preserve">一時停止 / 再開(2人対戦モードでは両者が対象)</w:t>
             </w:r>
           </w:p>
         </w:tc>
@@ -3949,6 +4687,342 @@
                 <w:szCs w:val="19"/>
               </w:rPr>
               <w:t xml:space="preserve">終了</w:t>
+            </w:r>
+          </w:p>
+        </w:tc>
+      </w:tr>
+    </w:tbl>
+    <w:p>
+      <w:pPr>
+        <w:pStyle w:val="Heading2"/>
+        <w:spacing w:after="160" w:before="320"/>
+      </w:pPr>
+      <w:r>
+        <w:rPr>
+          <w:rFonts w:ascii="Yu Gothic" w:cs="Yu Gothic" w:eastAsia="Yu Gothic" w:hAnsi="Yu Gothic"/>
+          <w:b/>
+          <w:bCs/>
+          <w:color w:val="1F2A37"/>
+        </w:rPr>
+        <w:t xml:space="preserve">7.2 2人対戦モードの第2プレイヤー(10章)</w:t>
+      </w:r>
+    </w:p>
+    <w:p>
+      <w:pPr>
+        <w:spacing w:after="120" w:before="0"/>
+      </w:pPr>
+      <w:r>
+        <w:rPr>
+          <w:rFonts w:ascii="Yu Gothic" w:cs="Yu Gothic" w:eastAsia="Yu Gothic" w:hAnsi="Yu Gothic"/>
+          <w:sz w:val="21"/>
+          <w:szCs w:val="21"/>
+        </w:rPr>
+        <w:t xml:space="preserve">2人対戦モードでは同一キーボードを共有するため、第2プレイヤーには第1プレイヤー・共通操作(一時停止P、終了Q)と重複しない以下のキーを割り当てる(NFR-16)。</w:t>
+      </w:r>
+    </w:p>
+    <w:tbl>
+      <w:tblPr>
+        <w:tblW w:type="dxa" w:w="9800"/>
+        <w:tblBorders>
+          <w:top w:val="single" w:color="auto" w:sz="4"/>
+          <w:left w:val="single" w:color="auto" w:sz="4"/>
+          <w:bottom w:val="single" w:color="auto" w:sz="4"/>
+          <w:right w:val="single" w:color="auto" w:sz="4"/>
+          <w:insideH w:val="single" w:color="auto" w:sz="4"/>
+          <w:insideV w:val="single" w:color="auto" w:sz="4"/>
+        </w:tblBorders>
+      </w:tblPr>
+      <w:tblGrid>
+        <w:gridCol w:w="3000"/>
+        <w:gridCol w:w="6800"/>
+      </w:tblGrid>
+      <w:tr>
+        <w:trPr>
+          <w:tblHeader/>
+        </w:trPr>
+        <w:tc>
+          <w:tcPr>
+            <w:tcW w:type="dxa" w:w="3000"/>
+            <w:shd w:fill="2F5C8A" w:val="clear"/>
+            <w:tcMar>
+              <w:top w:type="dxa" w:w="100"/>
+              <w:left w:type="dxa" w:w="120"/>
+              <w:bottom w:type="dxa" w:w="100"/>
+              <w:right w:type="dxa" w:w="120"/>
+            </w:tcMar>
+            <w:vAlign w:val="center"/>
+          </w:tcPr>
+          <w:p>
+            <w:r>
+              <w:rPr>
+                <w:rFonts w:ascii="Yu Gothic" w:cs="Yu Gothic" w:eastAsia="Yu Gothic" w:hAnsi="Yu Gothic"/>
+                <w:b/>
+                <w:bCs/>
+                <w:color w:val="FFFFFF"/>
+                <w:sz w:val="19"/>
+                <w:szCs w:val="19"/>
+              </w:rPr>
+              <w:t xml:space="preserve">キー</w:t>
+            </w:r>
+          </w:p>
+        </w:tc>
+        <w:tc>
+          <w:tcPr>
+            <w:tcW w:type="dxa" w:w="6800"/>
+            <w:shd w:fill="2F5C8A" w:val="clear"/>
+            <w:tcMar>
+              <w:top w:type="dxa" w:w="100"/>
+              <w:left w:type="dxa" w:w="120"/>
+              <w:bottom w:type="dxa" w:w="100"/>
+              <w:right w:type="dxa" w:w="120"/>
+            </w:tcMar>
+            <w:vAlign w:val="center"/>
+          </w:tcPr>
+          <w:p>
+            <w:r>
+              <w:rPr>
+                <w:rFonts w:ascii="Yu Gothic" w:cs="Yu Gothic" w:eastAsia="Yu Gothic" w:hAnsi="Yu Gothic"/>
+                <w:b/>
+                <w:bCs/>
+                <w:color w:val="FFFFFF"/>
+                <w:sz w:val="19"/>
+                <w:szCs w:val="19"/>
+              </w:rPr>
+              <w:t xml:space="preserve">動作</w:t>
+            </w:r>
+          </w:p>
+        </w:tc>
+      </w:tr>
+      <w:tr>
+        <w:tc>
+          <w:tcPr>
+            <w:tcW w:type="dxa" w:w="3000"/>
+            <w:tcMar>
+              <w:top w:type="dxa" w:w="100"/>
+              <w:left w:type="dxa" w:w="120"/>
+              <w:bottom w:type="dxa" w:w="100"/>
+              <w:right w:type="dxa" w:w="120"/>
+            </w:tcMar>
+            <w:vAlign w:val="center"/>
+          </w:tcPr>
+          <w:p>
+            <w:r>
+              <w:rPr>
+                <w:rFonts w:ascii="Yu Gothic" w:cs="Yu Gothic" w:eastAsia="Yu Gothic" w:hAnsi="Yu Gothic"/>
+                <w:sz w:val="19"/>
+                <w:szCs w:val="19"/>
+              </w:rPr>
+              <w:t xml:space="preserve">A / D</w:t>
+            </w:r>
+          </w:p>
+        </w:tc>
+        <w:tc>
+          <w:tcPr>
+            <w:tcW w:type="dxa" w:w="6800"/>
+            <w:tcMar>
+              <w:top w:type="dxa" w:w="100"/>
+              <w:left w:type="dxa" w:w="120"/>
+              <w:bottom w:type="dxa" w:w="100"/>
+              <w:right w:type="dxa" w:w="120"/>
+            </w:tcMar>
+            <w:vAlign w:val="center"/>
+          </w:tcPr>
+          <w:p>
+            <w:r>
+              <w:rPr>
+                <w:rFonts w:ascii="Yu Gothic" w:cs="Yu Gothic" w:eastAsia="Yu Gothic" w:hAnsi="Yu Gothic"/>
+                <w:sz w:val="19"/>
+                <w:szCs w:val="19"/>
+              </w:rPr>
+              <w:t xml:space="preserve">左右移動</w:t>
+            </w:r>
+          </w:p>
+        </w:tc>
+      </w:tr>
+      <w:tr>
+        <w:tc>
+          <w:tcPr>
+            <w:tcW w:type="dxa" w:w="3000"/>
+            <w:shd w:fill="F5F6F8" w:val="clear"/>
+            <w:tcMar>
+              <w:top w:type="dxa" w:w="100"/>
+              <w:left w:type="dxa" w:w="120"/>
+              <w:bottom w:type="dxa" w:w="100"/>
+              <w:right w:type="dxa" w:w="120"/>
+            </w:tcMar>
+            <w:vAlign w:val="center"/>
+          </w:tcPr>
+          <w:p>
+            <w:r>
+              <w:rPr>
+                <w:rFonts w:ascii="Yu Gothic" w:cs="Yu Gothic" w:eastAsia="Yu Gothic" w:hAnsi="Yu Gothic"/>
+                <w:sz w:val="19"/>
+                <w:szCs w:val="19"/>
+              </w:rPr>
+              <w:t xml:space="preserve">S</w:t>
+            </w:r>
+          </w:p>
+        </w:tc>
+        <w:tc>
+          <w:tcPr>
+            <w:tcW w:type="dxa" w:w="6800"/>
+            <w:shd w:fill="F5F6F8" w:val="clear"/>
+            <w:tcMar>
+              <w:top w:type="dxa" w:w="100"/>
+              <w:left w:type="dxa" w:w="120"/>
+              <w:bottom w:type="dxa" w:w="100"/>
+              <w:right w:type="dxa" w:w="120"/>
+            </w:tcMar>
+            <w:vAlign w:val="center"/>
+          </w:tcPr>
+          <w:p>
+            <w:r>
+              <w:rPr>
+                <w:rFonts w:ascii="Yu Gothic" w:cs="Yu Gothic" w:eastAsia="Yu Gothic" w:hAnsi="Yu Gothic"/>
+                <w:sz w:val="19"/>
+                <w:szCs w:val="19"/>
+              </w:rPr>
+              <w:t xml:space="preserve">ソフトドロップ</w:t>
+            </w:r>
+          </w:p>
+        </w:tc>
+      </w:tr>
+      <w:tr>
+        <w:tc>
+          <w:tcPr>
+            <w:tcW w:type="dxa" w:w="3000"/>
+            <w:tcMar>
+              <w:top w:type="dxa" w:w="100"/>
+              <w:left w:type="dxa" w:w="120"/>
+              <w:bottom w:type="dxa" w:w="100"/>
+              <w:right w:type="dxa" w:w="120"/>
+            </w:tcMar>
+            <w:vAlign w:val="center"/>
+          </w:tcPr>
+          <w:p>
+            <w:r>
+              <w:rPr>
+                <w:rFonts w:ascii="Yu Gothic" w:cs="Yu Gothic" w:eastAsia="Yu Gothic" w:hAnsi="Yu Gothic"/>
+                <w:sz w:val="19"/>
+                <w:szCs w:val="19"/>
+              </w:rPr>
+              <w:t xml:space="preserve">W</w:t>
+            </w:r>
+          </w:p>
+        </w:tc>
+        <w:tc>
+          <w:tcPr>
+            <w:tcW w:type="dxa" w:w="6800"/>
+            <w:tcMar>
+              <w:top w:type="dxa" w:w="100"/>
+              <w:left w:type="dxa" w:w="120"/>
+              <w:bottom w:type="dxa" w:w="100"/>
+              <w:right w:type="dxa" w:w="120"/>
+            </w:tcMar>
+            <w:vAlign w:val="center"/>
+          </w:tcPr>
+          <w:p>
+            <w:r>
+              <w:rPr>
+                <w:rFonts w:ascii="Yu Gothic" w:cs="Yu Gothic" w:eastAsia="Yu Gothic" w:hAnsi="Yu Gothic"/>
+                <w:sz w:val="19"/>
+                <w:szCs w:val="19"/>
+              </w:rPr>
+              <w:t xml:space="preserve">時計回り回転</w:t>
+            </w:r>
+          </w:p>
+        </w:tc>
+      </w:tr>
+      <w:tr>
+        <w:tc>
+          <w:tcPr>
+            <w:tcW w:type="dxa" w:w="3000"/>
+            <w:shd w:fill="F5F6F8" w:val="clear"/>
+            <w:tcMar>
+              <w:top w:type="dxa" w:w="100"/>
+              <w:left w:type="dxa" w:w="120"/>
+              <w:bottom w:type="dxa" w:w="100"/>
+              <w:right w:type="dxa" w:w="120"/>
+            </w:tcMar>
+            <w:vAlign w:val="center"/>
+          </w:tcPr>
+          <w:p>
+            <w:r>
+              <w:rPr>
+                <w:rFonts w:ascii="Yu Gothic" w:cs="Yu Gothic" w:eastAsia="Yu Gothic" w:hAnsi="Yu Gothic"/>
+                <w:sz w:val="19"/>
+                <w:szCs w:val="19"/>
+              </w:rPr>
+              <w:t xml:space="preserve">E</w:t>
+            </w:r>
+          </w:p>
+        </w:tc>
+        <w:tc>
+          <w:tcPr>
+            <w:tcW w:type="dxa" w:w="6800"/>
+            <w:shd w:fill="F5F6F8" w:val="clear"/>
+            <w:tcMar>
+              <w:top w:type="dxa" w:w="100"/>
+              <w:left w:type="dxa" w:w="120"/>
+              <w:bottom w:type="dxa" w:w="100"/>
+              <w:right w:type="dxa" w:w="120"/>
+            </w:tcMar>
+            <w:vAlign w:val="center"/>
+          </w:tcPr>
+          <w:p>
+            <w:r>
+              <w:rPr>
+                <w:rFonts w:ascii="Yu Gothic" w:cs="Yu Gothic" w:eastAsia="Yu Gothic" w:hAnsi="Yu Gothic"/>
+                <w:sz w:val="19"/>
+                <w:szCs w:val="19"/>
+              </w:rPr>
+              <w:t xml:space="preserve">反時計回り回転</w:t>
+            </w:r>
+          </w:p>
+        </w:tc>
+      </w:tr>
+      <w:tr>
+        <w:tc>
+          <w:tcPr>
+            <w:tcW w:type="dxa" w:w="3000"/>
+            <w:tcMar>
+              <w:top w:type="dxa" w:w="100"/>
+              <w:left w:type="dxa" w:w="120"/>
+              <w:bottom w:type="dxa" w:w="100"/>
+              <w:right w:type="dxa" w:w="120"/>
+            </w:tcMar>
+            <w:vAlign w:val="center"/>
+          </w:tcPr>
+          <w:p>
+            <w:r>
+              <w:rPr>
+                <w:rFonts w:ascii="Yu Gothic" w:cs="Yu Gothic" w:eastAsia="Yu Gothic" w:hAnsi="Yu Gothic"/>
+                <w:sz w:val="19"/>
+                <w:szCs w:val="19"/>
+              </w:rPr>
+              <w:t xml:space="preserve">F</w:t>
+            </w:r>
+          </w:p>
+        </w:tc>
+        <w:tc>
+          <w:tcPr>
+            <w:tcW w:type="dxa" w:w="6800"/>
+            <w:tcMar>
+              <w:top w:type="dxa" w:w="100"/>
+              <w:left w:type="dxa" w:w="120"/>
+              <w:bottom w:type="dxa" w:w="100"/>
+              <w:right w:type="dxa" w:w="120"/>
+            </w:tcMar>
+            <w:vAlign w:val="center"/>
+          </w:tcPr>
+          <w:p>
+            <w:r>
+              <w:rPr>
+                <w:rFonts w:ascii="Yu Gothic" w:cs="Yu Gothic" w:eastAsia="Yu Gothic" w:hAnsi="Yu Gothic"/>
+                <w:sz w:val="19"/>
+                <w:szCs w:val="19"/>
+              </w:rPr>
+              <w:t xml:space="preserve">ハードドロップ</w:t>
             </w:r>
           </w:p>
         </w:tc>
@@ -4174,7 +5248,7 @@
           <w:bCs/>
           <w:color w:val="1F2A37"/>
         </w:rPr>
-        <w:t xml:space="preserve">10. 受け入れ基準(Acceptance Criteria)</w:t>
+        <w:t xml:space="preserve">10. 2人対戦モード(お邪魔行攻撃)</w:t>
       </w:r>
     </w:p>
     <w:p>
@@ -4187,7 +5261,150 @@
           <w:sz w:val="21"/>
           <w:szCs w:val="21"/>
         </w:rPr>
-        <w:t xml:space="preserve">以下は tests/ で自動検証している受け入れ基準の一覧である。2026年9月12日時点で、対応するテストを含む全56件のテストがパスしている。</w:t>
+        <w:t xml:space="preserve">同一端末・同一プロセス内で2つの盤面を画面分割表示し、共有キーボードで2人が対戦できるモードである(main.py に --2p を指定して起動、FR-17)。各プレイヤーは独立した盤面・ミノ出現・スコア・レベル・ライン消去数を持つ(FR-18)。</w:t>
+      </w:r>
+    </w:p>
+    <w:p>
+      <w:pPr>
+        <w:spacing w:after="120" w:before="0"/>
+      </w:pPr>
+      <w:r>
+        <w:rPr>
+          <w:rFonts w:ascii="Yu Gothic" w:cs="Yu Gothic" w:eastAsia="Yu Gothic" w:hAnsi="Yu Gothic"/>
+          <w:sz w:val="21"/>
+          <w:szCs w:val="21"/>
+        </w:rPr>
+        <w:t xml:space="preserve">対戦の核となるのが「お邪魔行」攻撃である。同時に複数行を消去すると、消去行数に応じた非線形の攻撃力(1/2/3/4行消去→攻撃力0/1/2/4)を算出し、相手へ送る(FR-19)。単発(1行)消しは攻撃にならず、多消しほど1行あたりの効率が上がるようにすることで、多消しを狙う戦略性を持たせている。</w:t>
+      </w:r>
+    </w:p>
+    <w:p>
+      <w:pPr>
+        <w:spacing w:after="120" w:before="0"/>
+      </w:pPr>
+      <w:r>
+        <w:rPr>
+          <w:rFonts w:ascii="Yu Gothic" w:cs="Yu Gothic" w:eastAsia="Yu Gothic" w:hAnsi="Yu Gothic"/>
+          <w:sz w:val="21"/>
+          <w:szCs w:val="21"/>
+        </w:rPr>
+        <w:t xml:space="preserve">送られた攻撃力は即座に反映されず、相手の「保留お邪魔行数」に加算される。相手の次のミノがロックする際、まず自分の消去による攻撃力で保留お邪魔行数を相殺し(攻撃力が保留を上回った超過分のみ相手へ新たに送信)、相殺後もなお残っている保留分は、次のミノを出現させる直前(ライン消去エフェクトの完了後を含む)に盤面最下部へお邪魔行として追加される(FR-20)。お邪魔行は1行につきランダムな1列だけ空け、それ以外を固定ブロックで埋めた行である(FR-21)。</w:t>
+      </w:r>
+    </w:p>
+    <w:p>
+      <w:pPr>
+        <w:spacing w:after="160" w:before="160"/>
+        <w:jc w:val="center"/>
+      </w:pPr>
+      <w:r>
+        <w:drawing>
+          <wp:inline distT="0" distB="0" distL="0" distR="0">
+            <wp:extent cx="4000500" cy="5238750"/>
+            <wp:effectExtent t="0" r="0" b="0" l="0"/>
+            <wp:docPr id="1" name="" descr="" title=""/>
+            <wp:cNvGraphicFramePr>
+              <a:graphicFrameLocks xmlns:a="http://schemas.openxmlformats.org/drawingml/2006/main" noChangeAspect="1"/>
+            </wp:cNvGraphicFramePr>
+            <a:graphic xmlns:a="http://schemas.openxmlformats.org/drawingml/2006/main">
+              <a:graphicData uri="http://schemas.openxmlformats.org/drawingml/2006/picture">
+                <pic:pic xmlns:pic="http://schemas.openxmlformats.org/drawingml/2006/picture">
+                  <pic:nvPicPr>
+                    <pic:cNvPr id="0" name="" descr=""/>
+                    <pic:cNvPicPr>
+                      <a:picLocks noChangeAspect="1" noChangeArrowheads="1"/>
+                    </pic:cNvPicPr>
+                  </pic:nvPicPr>
+                  <pic:blipFill>
+                    <a:blip r:embed="rId10" cstate="none"/>
+                    <a:srcRect/>
+                    <a:stretch>
+                      <a:fillRect/>
+                    </a:stretch>
+                  </pic:blipFill>
+                  <pic:spPr bwMode="auto">
+                    <a:xfrm>
+                      <a:off x="0" y="0"/>
+                      <a:ext cx="4000500" cy="5238750"/>
+                    </a:xfrm>
+                    <a:prstGeom prst="rect">
+                      <a:avLst/>
+                    </a:prstGeom>
+                  </pic:spPr>
+                </pic:pic>
+              </a:graphicData>
+            </a:graphic>
+          </wp:inline>
+        </w:drawing>
+      </w:r>
+    </w:p>
+    <w:p>
+      <w:pPr>
+        <w:spacing w:after="260"/>
+        <w:jc w:val="center"/>
+      </w:pPr>
+      <w:r>
+        <w:rPr>
+          <w:rFonts w:ascii="Yu Gothic" w:cs="Yu Gothic" w:eastAsia="Yu Gothic" w:hAnsi="Yu Gothic"/>
+          <w:i/>
+          <w:iCs/>
+          <w:color w:val="6B7280"/>
+          <w:sz w:val="17"/>
+          <w:szCs w:val="17"/>
+        </w:rPr>
+        <w:t xml:space="preserve">図4: 2人対戦モード ― お邪魔行攻撃の処理フロー</w:t>
+      </w:r>
+    </w:p>
+    <w:p>
+      <w:pPr>
+        <w:spacing w:after="120" w:before="0"/>
+      </w:pPr>
+      <w:r>
+        <w:rPr>
+          <w:rFonts w:ascii="Yu Gothic" w:cs="Yu Gothic" w:eastAsia="Yu Gothic" w:hAnsi="Yu Gothic"/>
+          <w:sz w:val="21"/>
+          <w:szCs w:val="21"/>
+        </w:rPr>
+        <w:t xml:space="preserve">いずれかのプレイヤーの盤面がゲームオーバーになった時点で対戦は終了し、もう一方の勝利となる。両者が同一タイミングでゲームオーバーになった場合は引き分けとする(FR-22)。</w:t>
+      </w:r>
+    </w:p>
+    <w:p>
+      <w:pPr>
+        <w:spacing w:after="120" w:before="0"/>
+      </w:pPr>
+      <w:r>
+        <w:rPr>
+          <w:rFonts w:ascii="Yu Gothic" w:cs="Yu Gothic" w:eastAsia="Yu Gothic" w:hAnsi="Yu Gothic"/>
+          <w:sz w:val="21"/>
+          <w:szCs w:val="21"/>
+        </w:rPr>
+        <w:t xml:space="preserve">このロジックは curses に依存せず battle.py に実装し、pytest で単体テスト可能にしている(NFR-14)。画面分割描画・第2プレイヤーの入力振り分けは ui_curses.py に閉じ込め、ロジック層には影響を与えない(NFR-15)。</w:t>
+      </w:r>
+    </w:p>
+    <w:p>
+      <w:pPr>
+        <w:pStyle w:val="Heading1"/>
+        <w:spacing w:after="160" w:before="320"/>
+      </w:pPr>
+      <w:r>
+        <w:rPr>
+          <w:rFonts w:ascii="Yu Gothic" w:cs="Yu Gothic" w:eastAsia="Yu Gothic" w:hAnsi="Yu Gothic"/>
+          <w:b/>
+          <w:bCs/>
+          <w:color w:val="1F2A37"/>
+        </w:rPr>
+        <w:t xml:space="preserve">11. 受け入れ基準(Acceptance Criteria)</w:t>
+      </w:r>
+    </w:p>
+    <w:p>
+      <w:pPr>
+        <w:spacing w:after="120" w:before="0"/>
+      </w:pPr>
+      <w:r>
+        <w:rPr>
+          <w:rFonts w:ascii="Yu Gothic" w:cs="Yu Gothic" w:eastAsia="Yu Gothic" w:hAnsi="Yu Gothic"/>
+          <w:sz w:val="21"/>
+          <w:szCs w:val="21"/>
+        </w:rPr>
+        <w:t xml:space="preserve">以下は tests/ で自動検証している受け入れ基準の一覧である。2026年9月12日時点で、対応するテストを含む全67件のテストがパスしている(2人対戦モード追加分は、pytestが利用できない開発環境だったためpytest互換の簡易テストランナーで実行・確認した。詳細は付属のExcel要件一覧を参照)。</w:t>
       </w:r>
     </w:p>
     <w:tbl>
@@ -4873,6 +6090,288 @@
           </w:p>
         </w:tc>
       </w:tr>
+      <w:tr>
+        <w:tc>
+          <w:tcPr>
+            <w:tcW w:type="dxa" w:w="900"/>
+            <w:shd w:fill="F5F6F8" w:val="clear"/>
+            <w:tcMar>
+              <w:top w:type="dxa" w:w="100"/>
+              <w:left w:type="dxa" w:w="120"/>
+              <w:bottom w:type="dxa" w:w="100"/>
+              <w:right w:type="dxa" w:w="120"/>
+            </w:tcMar>
+            <w:vAlign w:val="center"/>
+          </w:tcPr>
+          <w:p>
+            <w:r>
+              <w:rPr>
+                <w:rFonts w:ascii="Yu Gothic" w:cs="Yu Gothic" w:eastAsia="Yu Gothic" w:hAnsi="Yu Gothic"/>
+                <w:sz w:val="19"/>
+                <w:szCs w:val="19"/>
+              </w:rPr>
+              <w:t xml:space="preserve">AC-14</w:t>
+            </w:r>
+          </w:p>
+        </w:tc>
+        <w:tc>
+          <w:tcPr>
+            <w:tcW w:type="dxa" w:w="8300"/>
+            <w:shd w:fill="F5F6F8" w:val="clear"/>
+            <w:tcMar>
+              <w:top w:type="dxa" w:w="100"/>
+              <w:left w:type="dxa" w:w="120"/>
+              <w:bottom w:type="dxa" w:w="100"/>
+              <w:right w:type="dxa" w:w="120"/>
+            </w:tcMar>
+            <w:vAlign w:val="center"/>
+          </w:tcPr>
+          <w:p>
+            <w:r>
+              <w:rPr>
+                <w:rFonts w:ascii="Yu Gothic" w:cs="Yu Gothic" w:eastAsia="Yu Gothic" w:hAnsi="Yu Gothic"/>
+                <w:sz w:val="19"/>
+                <w:szCs w:val="19"/>
+              </w:rPr>
+              <w:t xml:space="preserve">1行/2行/3行/4行のライン消去に対し、算出される攻撃力がそれぞれ0/1/2/4であること。</w:t>
+            </w:r>
+          </w:p>
+        </w:tc>
+      </w:tr>
+      <w:tr>
+        <w:tc>
+          <w:tcPr>
+            <w:tcW w:type="dxa" w:w="900"/>
+            <w:tcMar>
+              <w:top w:type="dxa" w:w="100"/>
+              <w:left w:type="dxa" w:w="120"/>
+              <w:bottom w:type="dxa" w:w="100"/>
+              <w:right w:type="dxa" w:w="120"/>
+            </w:tcMar>
+            <w:vAlign w:val="center"/>
+          </w:tcPr>
+          <w:p>
+            <w:r>
+              <w:rPr>
+                <w:rFonts w:ascii="Yu Gothic" w:cs="Yu Gothic" w:eastAsia="Yu Gothic" w:hAnsi="Yu Gothic"/>
+                <w:sz w:val="19"/>
+                <w:szCs w:val="19"/>
+              </w:rPr>
+              <w:t xml:space="preserve">AC-15</w:t>
+            </w:r>
+          </w:p>
+        </w:tc>
+        <w:tc>
+          <w:tcPr>
+            <w:tcW w:type="dxa" w:w="8300"/>
+            <w:tcMar>
+              <w:top w:type="dxa" w:w="100"/>
+              <w:left w:type="dxa" w:w="120"/>
+              <w:bottom w:type="dxa" w:w="100"/>
+              <w:right w:type="dxa" w:w="120"/>
+            </w:tcMar>
+            <w:vAlign w:val="center"/>
+          </w:tcPr>
+          <w:p>
+            <w:r>
+              <w:rPr>
+                <w:rFonts w:ascii="Yu Gothic" w:cs="Yu Gothic" w:eastAsia="Yu Gothic" w:hAnsi="Yu Gothic"/>
+                <w:sz w:val="19"/>
+                <w:szCs w:val="19"/>
+              </w:rPr>
+              <w:t xml:space="preserve">保留お邪魔行数が3のとき、2行消去(攻撃力1)すると保留は2に減り、相手への新規攻撃は発生しない。</w:t>
+            </w:r>
+          </w:p>
+        </w:tc>
+      </w:tr>
+      <w:tr>
+        <w:tc>
+          <w:tcPr>
+            <w:tcW w:type="dxa" w:w="900"/>
+            <w:shd w:fill="F5F6F8" w:val="clear"/>
+            <w:tcMar>
+              <w:top w:type="dxa" w:w="100"/>
+              <w:left w:type="dxa" w:w="120"/>
+              <w:bottom w:type="dxa" w:w="100"/>
+              <w:right w:type="dxa" w:w="120"/>
+            </w:tcMar>
+            <w:vAlign w:val="center"/>
+          </w:tcPr>
+          <w:p>
+            <w:r>
+              <w:rPr>
+                <w:rFonts w:ascii="Yu Gothic" w:cs="Yu Gothic" w:eastAsia="Yu Gothic" w:hAnsi="Yu Gothic"/>
+                <w:sz w:val="19"/>
+                <w:szCs w:val="19"/>
+              </w:rPr>
+              <w:t xml:space="preserve">AC-16</w:t>
+            </w:r>
+          </w:p>
+        </w:tc>
+        <w:tc>
+          <w:tcPr>
+            <w:tcW w:type="dxa" w:w="8300"/>
+            <w:shd w:fill="F5F6F8" w:val="clear"/>
+            <w:tcMar>
+              <w:top w:type="dxa" w:w="100"/>
+              <w:left w:type="dxa" w:w="120"/>
+              <w:bottom w:type="dxa" w:w="100"/>
+              <w:right w:type="dxa" w:w="120"/>
+            </w:tcMar>
+            <w:vAlign w:val="center"/>
+          </w:tcPr>
+          <w:p>
+            <w:r>
+              <w:rPr>
+                <w:rFonts w:ascii="Yu Gothic" w:cs="Yu Gothic" w:eastAsia="Yu Gothic" w:hAnsi="Yu Gothic"/>
+                <w:sz w:val="19"/>
+                <w:szCs w:val="19"/>
+              </w:rPr>
+              <w:t xml:space="preserve">保留お邪魔行数が1のとき、4行消去(攻撃力4)すると保留は0になり、相手へ3行分の攻撃が新たに送信される。</w:t>
+            </w:r>
+          </w:p>
+        </w:tc>
+      </w:tr>
+      <w:tr>
+        <w:tc>
+          <w:tcPr>
+            <w:tcW w:type="dxa" w:w="900"/>
+            <w:tcMar>
+              <w:top w:type="dxa" w:w="100"/>
+              <w:left w:type="dxa" w:w="120"/>
+              <w:bottom w:type="dxa" w:w="100"/>
+              <w:right w:type="dxa" w:w="120"/>
+            </w:tcMar>
+            <w:vAlign w:val="center"/>
+          </w:tcPr>
+          <w:p>
+            <w:r>
+              <w:rPr>
+                <w:rFonts w:ascii="Yu Gothic" w:cs="Yu Gothic" w:eastAsia="Yu Gothic" w:hAnsi="Yu Gothic"/>
+                <w:sz w:val="19"/>
+                <w:szCs w:val="19"/>
+              </w:rPr>
+              <w:t xml:space="preserve">AC-17</w:t>
+            </w:r>
+          </w:p>
+        </w:tc>
+        <w:tc>
+          <w:tcPr>
+            <w:tcW w:type="dxa" w:w="8300"/>
+            <w:tcMar>
+              <w:top w:type="dxa" w:w="100"/>
+              <w:left w:type="dxa" w:w="120"/>
+              <w:bottom w:type="dxa" w:w="100"/>
+              <w:right w:type="dxa" w:w="120"/>
+            </w:tcMar>
+            <w:vAlign w:val="center"/>
+          </w:tcPr>
+          <w:p>
+            <w:r>
+              <w:rPr>
+                <w:rFonts w:ascii="Yu Gothic" w:cs="Yu Gothic" w:eastAsia="Yu Gothic" w:hAnsi="Yu Gothic"/>
+                <w:sz w:val="19"/>
+                <w:szCs w:val="19"/>
+              </w:rPr>
+              <w:t xml:space="preserve">保留お邪魔行数がある状態で次のミノがロックすると、相殺後に残った保留分が盤面に追加され0にリセットされる。</w:t>
+            </w:r>
+          </w:p>
+        </w:tc>
+      </w:tr>
+      <w:tr>
+        <w:tc>
+          <w:tcPr>
+            <w:tcW w:type="dxa" w:w="900"/>
+            <w:shd w:fill="F5F6F8" w:val="clear"/>
+            <w:tcMar>
+              <w:top w:type="dxa" w:w="100"/>
+              <w:left w:type="dxa" w:w="120"/>
+              <w:bottom w:type="dxa" w:w="100"/>
+              <w:right w:type="dxa" w:w="120"/>
+            </w:tcMar>
+            <w:vAlign w:val="center"/>
+          </w:tcPr>
+          <w:p>
+            <w:r>
+              <w:rPr>
+                <w:rFonts w:ascii="Yu Gothic" w:cs="Yu Gothic" w:eastAsia="Yu Gothic" w:hAnsi="Yu Gothic"/>
+                <w:sz w:val="19"/>
+                <w:szCs w:val="19"/>
+              </w:rPr>
+              <w:t xml:space="preserve">AC-18</w:t>
+            </w:r>
+          </w:p>
+        </w:tc>
+        <w:tc>
+          <w:tcPr>
+            <w:tcW w:type="dxa" w:w="8300"/>
+            <w:shd w:fill="F5F6F8" w:val="clear"/>
+            <w:tcMar>
+              <w:top w:type="dxa" w:w="100"/>
+              <w:left w:type="dxa" w:w="120"/>
+              <w:bottom w:type="dxa" w:w="100"/>
+              <w:right w:type="dxa" w:w="120"/>
+            </w:tcMar>
+            <w:vAlign w:val="center"/>
+          </w:tcPr>
+          <w:p>
+            <w:r>
+              <w:rPr>
+                <w:rFonts w:ascii="Yu Gothic" w:cs="Yu Gothic" w:eastAsia="Yu Gothic" w:hAnsi="Yu Gothic"/>
+                <w:sz w:val="19"/>
+                <w:szCs w:val="19"/>
+              </w:rPr>
+              <w:t xml:space="preserve">追加されたお邪魔行は、1行につきちょうど1列が空いており、それ以外の9マスが固定ブロックで埋まっている。</w:t>
+            </w:r>
+          </w:p>
+        </w:tc>
+      </w:tr>
+      <w:tr>
+        <w:tc>
+          <w:tcPr>
+            <w:tcW w:type="dxa" w:w="900"/>
+            <w:tcMar>
+              <w:top w:type="dxa" w:w="100"/>
+              <w:left w:type="dxa" w:w="120"/>
+              <w:bottom w:type="dxa" w:w="100"/>
+              <w:right w:type="dxa" w:w="120"/>
+            </w:tcMar>
+            <w:vAlign w:val="center"/>
+          </w:tcPr>
+          <w:p>
+            <w:r>
+              <w:rPr>
+                <w:rFonts w:ascii="Yu Gothic" w:cs="Yu Gothic" w:eastAsia="Yu Gothic" w:hAnsi="Yu Gothic"/>
+                <w:sz w:val="19"/>
+                <w:szCs w:val="19"/>
+              </w:rPr>
+              <w:t xml:space="preserve">AC-19</w:t>
+            </w:r>
+          </w:p>
+        </w:tc>
+        <w:tc>
+          <w:tcPr>
+            <w:tcW w:type="dxa" w:w="8300"/>
+            <w:tcMar>
+              <w:top w:type="dxa" w:w="100"/>
+              <w:left w:type="dxa" w:w="120"/>
+              <w:bottom w:type="dxa" w:w="100"/>
+              <w:right w:type="dxa" w:w="120"/>
+            </w:tcMar>
+            <w:vAlign w:val="center"/>
+          </w:tcPr>
+          <w:p>
+            <w:r>
+              <w:rPr>
+                <w:rFonts w:ascii="Yu Gothic" w:cs="Yu Gothic" w:eastAsia="Yu Gothic" w:hAnsi="Yu Gothic"/>
+                <w:sz w:val="19"/>
+                <w:szCs w:val="19"/>
+              </w:rPr>
+              <w:t xml:space="preserve">一方のプレイヤーの盤面がゲームオーバーになった時点で対戦全体が終了し、もう一方が勝者と判定される。</w:t>
+            </w:r>
+          </w:p>
+        </w:tc>
+      </w:tr>
     </w:tbl>
     <w:p>
       <w:pPr>
@@ -4886,7 +6385,7 @@
           <w:bCs/>
           <w:color w:val="1F2A37"/>
         </w:rPr>
-        <w:t xml:space="preserve">11. 開発プロセス(仕様駆動開発)</w:t>
+        <w:t xml:space="preserve">12. 開発プロセス(仕様駆動開発)</w:t>
       </w:r>
     </w:p>
     <w:p>
@@ -4939,7 +6438,7 @@
                     </pic:cNvPicPr>
                   </pic:nvPicPr>
                   <pic:blipFill>
-                    <a:blip r:embed="rId10" cstate="none"/>
+                    <a:blip r:embed="rId11" cstate="none"/>
                     <a:srcRect/>
                     <a:stretch>
                       <a:fillRect/>
@@ -4975,7 +6474,7 @@
           <w:sz w:val="17"/>
           <w:szCs w:val="17"/>
         </w:rPr>
-        <w:t xml:space="preserve">図4: 仕様変更のワークフロー(壁打ちログ運用)</w:t>
+        <w:t xml:space="preserve">図5: 仕様変更のワークフロー(壁打ちログ運用)</w:t>
       </w:r>
     </w:p>
     <w:p>
@@ -4990,7 +6489,7 @@
           <w:bCs/>
           <w:color w:val="1F2A37"/>
         </w:rPr>
-        <w:t xml:space="preserve">12. 変更履歴サマリ</w:t>
+        <w:t xml:space="preserve">13. 変更履歴サマリ</w:t>
       </w:r>
     </w:p>
     <w:p>
@@ -5869,6 +7368,77 @@
           </w:p>
         </w:tc>
       </w:tr>
+      <w:tr>
+        <w:tc>
+          <w:tcPr>
+            <w:tcW w:type="dxa" w:w="1600"/>
+            <w:shd w:fill="F5F6F8" w:val="clear"/>
+            <w:tcMar>
+              <w:top w:type="dxa" w:w="100"/>
+              <w:left w:type="dxa" w:w="120"/>
+              <w:bottom w:type="dxa" w:w="100"/>
+              <w:right w:type="dxa" w:w="120"/>
+            </w:tcMar>
+            <w:vAlign w:val="center"/>
+          </w:tcPr>
+          <w:p>
+            <w:r>
+              <w:rPr>
+                <w:rFonts w:ascii="Yu Gothic" w:cs="Yu Gothic" w:eastAsia="Yu Gothic" w:hAnsi="Yu Gothic"/>
+                <w:sz w:val="19"/>
+                <w:szCs w:val="19"/>
+              </w:rPr>
+              <w:t xml:space="preserve">2026-09-12</w:t>
+            </w:r>
+          </w:p>
+        </w:tc>
+        <w:tc>
+          <w:tcPr>
+            <w:tcW w:type="dxa" w:w="2600"/>
+            <w:shd w:fill="F5F6F8" w:val="clear"/>
+            <w:tcMar>
+              <w:top w:type="dxa" w:w="100"/>
+              <w:left w:type="dxa" w:w="120"/>
+              <w:bottom w:type="dxa" w:w="100"/>
+              <w:right w:type="dxa" w:w="120"/>
+            </w:tcMar>
+            <w:vAlign w:val="center"/>
+          </w:tcPr>
+          <w:p>
+            <w:r>
+              <w:rPr>
+                <w:rFonts w:ascii="Yu Gothic" w:cs="Yu Gothic" w:eastAsia="Yu Gothic" w:hAnsi="Yu Gothic"/>
+                <w:sz w:val="19"/>
+                <w:szCs w:val="19"/>
+              </w:rPr>
+              <w:t xml:space="preserve">2人対戦モード(お邪魔行攻撃)</w:t>
+            </w:r>
+          </w:p>
+        </w:tc>
+        <w:tc>
+          <w:tcPr>
+            <w:tcW w:type="dxa" w:w="5000"/>
+            <w:shd w:fill="F5F6F8" w:val="clear"/>
+            <w:tcMar>
+              <w:top w:type="dxa" w:w="100"/>
+              <w:left w:type="dxa" w:w="120"/>
+              <w:bottom w:type="dxa" w:w="100"/>
+              <w:right w:type="dxa" w:w="120"/>
+            </w:tcMar>
+            <w:vAlign w:val="center"/>
+          </w:tcPr>
+          <w:p>
+            <w:r>
+              <w:rPr>
+                <w:rFonts w:ascii="Yu Gothic" w:cs="Yu Gothic" w:eastAsia="Yu Gothic" w:hAnsi="Yu Gothic"/>
+                <w:sz w:val="19"/>
+                <w:szCs w:val="19"/>
+              </w:rPr>
+              <w:t xml:space="preserve">同一端末・画面分割の2人対戦モードを新設。非線形の攻撃力・相殺・遅延反映・勝敗判定を実装(FR-17〜22, NFR-14〜16, AC-14〜19, battle.py新設)。</w:t>
+            </w:r>
+          </w:p>
+        </w:tc>
+      </w:tr>
     </w:tbl>
     <w:p>
       <w:pPr>
@@ -5882,7 +7452,7 @@
           <w:bCs/>
           <w:color w:val="1F2A37"/>
         </w:rPr>
-        <w:t xml:space="preserve">13. 今後の拡張候補・本書の更新方針</w:t>
+        <w:t xml:space="preserve">14. 今後の拡張候補・本書の更新方針</w:t>
       </w:r>
     </w:p>
     <w:p>
@@ -5897,7 +7467,7 @@
           <w:bCs/>
           <w:color w:val="1F2A37"/>
         </w:rPr>
-        <w:t xml:space="preserve">13.1 スコープ外(将来拡張候補)</w:t>
+        <w:t xml:space="preserve">14.1 スコープ外(将来拡張候補)</w:t>
       </w:r>
     </w:p>
     <w:p>
@@ -5910,7 +7480,7 @@
           <w:sz w:val="21"/>
           <w:szCs w:val="21"/>
         </w:rPr>
-        <w:t xml:space="preserve">・ ネットワーク対戦・オンラインランキング</w:t>
+        <w:t xml:space="preserve">・ ネットワーク対戦(離れた端末間での対戦)・オンラインランキング</w:t>
       </w:r>
     </w:p>
     <w:p>
@@ -5964,7 +7534,7 @@
           <w:bCs/>
           <w:color w:val="1F2A37"/>
         </w:rPr>
-        <w:t xml:space="preserve">13.2 本書の更新方針</w:t>
+        <w:t xml:space="preserve">14.2 本書の更新方針</w:t>
       </w:r>
     </w:p>
     <w:p>

--- a/docs/design/Tetris_CLI_設計書.docx
+++ b/docs/design/Tetris_CLI_設計書.docx
@@ -3740,12 +3740,7 @@
           </w:tcPr>
           <w:p>
             <w:r>
-              <w:rPr>
-                <w:rFonts w:ascii="Yu Gothic" w:cs="Yu Gothic" w:eastAsia="Yu Gothic" w:hAnsi="Yu Gothic"/>
-                <w:sz w:val="19"/>
-                <w:szCs w:val="19"/>
-              </w:rPr>
-              <w:t xml:space="preserve">評価者レビューの運用</w:t>
+              <w:t>評価者レビューの運用</w:t>
             </w:r>
           </w:p>
         </w:tc>
@@ -3762,12 +3757,7 @@
           </w:tcPr>
           <w:p>
             <w:r>
-              <w:rPr>
-                <w:rFonts w:ascii="Yu Gothic" w:cs="Yu Gothic" w:eastAsia="Yu Gothic" w:hAnsi="Yu Gothic"/>
-                <w:sz w:val="19"/>
-                <w:szCs w:val="19"/>
-              </w:rPr>
-              <w:t xml:space="preserve">テストを新規作成・変更した場合、pytest合格確認の後に、評価者によるテスト観点レビューを別セッションで実行する。</w:t>
+              <w:t>テストを新規作成・変更した場合、pytest合格確認の後に、評価者によるテスト観点レビューを別セッションで実行する。再レビューは、pytestが全件合格しなかった場合、または評価者が追加テストを要求した場合に限り、最大3回まで実施する。レビュー結果はdocs/review-log/へログとして記録する。</w:t>
             </w:r>
           </w:p>
         </w:tc>
@@ -7435,6 +7425,38 @@
                 <w:szCs w:val="19"/>
               </w:rPr>
               <w:t xml:space="preserve">同一端末・画面分割の2人対戦モードを新設。非線形の攻撃力・相殺・遅延反映・勝敗判定を実装(FR-17〜22, NFR-14〜16, AC-14〜19, battle.py新設)。</w:t>
+            </w:r>
+          </w:p>
+        </w:tc>
+      </w:tr>
+      <w:tr>
+        <w:tc>
+          <w:tcPr>
+            <w:tcW w:type="dxa" w:w="1600"/>
+          </w:tcPr>
+          <w:p>
+            <w:r>
+              <w:t>2026-09-12</w:t>
+            </w:r>
+          </w:p>
+        </w:tc>
+        <w:tc>
+          <w:tcPr>
+            <w:tcW w:type="dxa" w:w="2600"/>
+          </w:tcPr>
+          <w:p>
+            <w:r>
+              <w:t>評価者の再レビュー条件・上限</w:t>
+            </w:r>
+          </w:p>
+        </w:tc>
+        <w:tc>
+          <w:tcPr>
+            <w:tcW w:type="dxa" w:w="5000"/>
+          </w:tcPr>
+          <w:p>
+            <w:r>
+              <w:t>再レビューはpytest不合格または評価者が追加テストを要求した場合のみ、最大3回まで実施することをNFR-13に追記(NFR-13改訂)。</w:t>
             </w:r>
           </w:p>
         </w:tc>
